--- a/ru/wisdom-stories/true-love.docx
+++ b/ru/wisdom-stories/true-love.docx
@@ -3,98 +3,155 @@
 <w:document xmlns:wpc="http://schemas.microsoft.com/office/word/2010/wordprocessingCanvas" xmlns:mo="http://schemas.microsoft.com/office/mac/office/2008/main" xmlns:mc="http://schemas.openxmlformats.org/markup-compatibility/2006" xmlns:mv="urn:schemas-microsoft-com:mac:vml" xmlns:o="urn:schemas-microsoft-com:office:office" xmlns:r="http://schemas.openxmlformats.org/officeDocument/2006/relationships" xmlns:m="http://schemas.openxmlformats.org/officeDocument/2006/math" xmlns:v="urn:schemas-microsoft-com:vml" xmlns:wp14="http://schemas.microsoft.com/office/word/2010/wordprocessingDrawing" xmlns:wp="http://schemas.openxmlformats.org/drawingml/2006/wordprocessingDrawing" xmlns:w10="urn:schemas-microsoft-com:office:word" xmlns:w="http://schemas.openxmlformats.org/wordprocessingml/2006/main" xmlns:w14="http://schemas.microsoft.com/office/word/2010/wordml" xmlns:wpg="http://schemas.microsoft.com/office/word/2010/wordprocessingGroup" xmlns:wpi="http://schemas.microsoft.com/office/word/2010/wordprocessingInk" xmlns:wne="http://schemas.microsoft.com/office/word/2006/wordml" xmlns:wps="http://schemas.microsoft.com/office/word/2010/wordprocessingShape" mc:Ignorable="w14 wp14">
   <w:body>
     <w:p>
+      <w:pPr>
+        <w:pStyle w:val="Title"/>
+      </w:pPr>
       <w:r>
         <w:t>Истинная любовь</w:t>
       </w:r>
     </w:p>
     <w:p>
+      <w:pPr>
+        <w:spacing w:after="80"/>
+      </w:pPr>
       <w:r>
         <w:t>Был остров, где жили все чувства.</w:t>
       </w:r>
     </w:p>
     <w:p>
+      <w:pPr>
+        <w:spacing w:after="80"/>
+      </w:pPr>
       <w:r>
         <w:t>Однажды разнеслась весть, что остров тонет. Чувства стали спешно готовиться к отплытию.</w:t>
       </w:r>
     </w:p>
     <w:p>
+      <w:pPr/>
       <w:r>
         <w:t>Любовь не спешила покидать остров. Она ждала до последнего мгновения, словно уверенная, что чудо спасёт её. Когда остров уже почти затонул, Любовь наконец решила просить о помощи.</w:t>
       </w:r>
     </w:p>
     <w:p>
+      <w:pPr>
+        <w:spacing w:after="80"/>
+      </w:pPr>
       <w:r>
         <w:t>В тот момент Богатство отплывало на очень большой лодке.</w:t>
       </w:r>
     </w:p>
     <w:p>
+      <w:pPr/>
       <w:r>
         <w:t>Любовь спросила: «Богатство, можешь взять меня с собой?» Богатство ответило: «Нет, не могу. В лодке полно золота и серебра — для тебя места нет».</w:t>
       </w:r>
     </w:p>
     <w:p>
+      <w:pPr/>
       <w:r>
         <w:t>Тогда Любовь обратилась к Высокомерию, плывшему на красивой парусной лодке: «Высокомерие, пожалуйста, помоги мне».</w:t>
       </w:r>
     </w:p>
     <w:p>
+      <w:pPr>
+        <w:spacing w:after="80"/>
+      </w:pPr>
       <w:r>
         <w:t>Высокомерие ответило: «Я не могу тебе помочь, Любовь. Ты слишком мокрая — испортишь мой парус».</w:t>
       </w:r>
     </w:p>
     <w:p>
+      <w:pPr>
+        <w:spacing w:after="80"/>
+      </w:pPr>
       <w:r>
         <w:t>Рядом была Печаль. Любовь попросила и её: «Печаль, могу я пойти с тобой?»</w:t>
       </w:r>
     </w:p>
     <w:p>
+      <w:pPr>
+        <w:spacing w:after="80"/>
+      </w:pPr>
       <w:r>
         <w:t>Печаль сказала: «О, Любовь, мне так грустно, что мне нужно побыть одной».</w:t>
       </w:r>
     </w:p>
     <w:p>
+      <w:pPr>
+        <w:spacing w:after="80"/>
+      </w:pPr>
       <w:r>
         <w:t>Счастье было недалеко от Любви, но так взволновано, что не слышало её зова.</w:t>
       </w:r>
     </w:p>
     <w:p>
+      <w:pPr/>
       <w:r>
         <w:t>Вдруг раздался голос: «Любовь, пойдём со мной». Любовь почувствовала себя такой счастливой и удачливой, что даже не подумала спросить, кто протягивает руку. Достигнув берега, тот, кто помог Любви, оставил её там и пошёл дальше.</w:t>
       </w:r>
     </w:p>
     <w:p>
+      <w:pPr/>
       <w:r>
-        <w:t>На берегу, поняв, как много она должна, Любовь рассказала мудрецу о случившемся и спросила: «Кто же мне помог?»</w:t>
+        <w:t>На берегу Любовь поняла, как благодарна своему спасителю. Она рассказала обо всём мудрецу и спросила: «Кто же мне помог?»</w:t>
       </w:r>
     </w:p>
     <w:p>
+      <w:pPr>
+        <w:spacing w:after="80"/>
+      </w:pPr>
       <w:r>
         <w:t>Мудрец ответил: «Это было Время».</w:t>
       </w:r>
     </w:p>
     <w:p>
+      <w:pPr>
+        <w:spacing w:after="80"/>
+      </w:pPr>
       <w:r>
         <w:t>«Время? Но почему оно мне помогло?» — спросила Любовь.</w:t>
       </w:r>
     </w:p>
     <w:p>
+      <w:pPr>
+        <w:keepNext/>
+        <w:spacing w:after="80"/>
+      </w:pPr>
       <w:r>
         <w:t>Мудрец улыбнулся: «Потому что только Время знает, насколько важна и ценна Любовь».</w:t>
       </w:r>
     </w:p>
     <w:p>
+      <w:pPr>
+        <w:keepNext/>
+        <w:keepLines/>
+        <w:spacing w:before="160"/>
+      </w:pPr>
       <w:r>
-        <w:t>Мораль: Только время знает цену истинной любви. Время хранит искреннюю любовь и гасит, забывая, любовь ложную.</w:t>
+        <w:rPr>
+          <w:b/>
+        </w:rPr>
+        <w:t>Мораль:</w:t>
+      </w:r>
+      <w:r>
+        <w:t xml:space="preserve"> Только время знает цену истинной любви. Время хранит искреннюю любовь и гасит, забывая, любовь ложную.</w:t>
       </w:r>
     </w:p>
     <w:p>
+      <w:pPr>
+        <w:spacing w:after="80"/>
+      </w:pPr>
       <w:r>
+        <w:rPr>
+          <w:i/>
+          <w:sz w:val="18"/>
+        </w:rPr>
         <w:t>История взята из открытых источников Интернета.</w:t>
       </w:r>
     </w:p>
     <w:sectPr>
-      <w:pgSz w:w="12240" w:h="15840"/>
-      <w:pgMar w:top="1440" w:right="1800" w:bottom="1440" w:left="1800" w:header="720" w:footer="720" w:gutter="0"/>
+      <w:pgSz w:w="11909" w:h="16834"/>
+      <w:pgMar w:top="1152" w:right="1224" w:bottom="1152" w:left="1224" w:header="720" w:footer="720" w:gutter="0"/>
       <w:cols w:space="720"/>
       <w:docGrid w:linePitch="360"/>
     </w:sectPr>
@@ -465,6 +522,16 @@
     <w:name w:val="Normal"/>
     <w:qFormat/>
     <w:rsid w:val="00FC693F"/>
+    <w:pPr>
+      <w:widowControl/>
+      <w:spacing w:after="120" w:line="269" w:lineRule="auto"/>
+    </w:pPr>
+    <w:rPr>
+      <w:rFonts w:ascii="Arial" w:hAnsi="Arial"/>
+      <w:color w:val="000000"/>
+      <w:sz w:val="22"/>
+      <w:lang w:val="ru-RU"/>
+    </w:rPr>
   </w:style>
   <w:style w:type="paragraph" w:styleId="Header">
     <w:name w:val="header"/>
@@ -807,18 +874,20 @@
     <w:qFormat/>
     <w:rsid w:val="00FC693F"/>
     <w:pPr>
+      <w:keepNext/>
       <w:pBdr>
         <w:bottom w:val="single" w:sz="8" w:space="4" w:color="4F81BD" w:themeColor="accent1"/>
       </w:pBdr>
-      <w:spacing w:after="300" w:line="240" w:lineRule="auto"/>
+      <w:spacing w:after="280" w:line="240" w:lineRule="auto"/>
       <w:contextualSpacing/>
     </w:pPr>
     <w:rPr>
-      <w:rFonts w:asciiTheme="majorHAnsi" w:eastAsiaTheme="majorEastAsia" w:hAnsiTheme="majorHAnsi" w:cstheme="majorBidi"/>
-      <w:color w:val="17365D" w:themeColor="text2" w:themeShade="BF"/>
+      <w:rFonts w:asciiTheme="majorHAnsi" w:eastAsiaTheme="majorEastAsia" w:hAnsiTheme="majorHAnsi" w:cstheme="majorBidi" w:ascii="Arial" w:hAnsi="Arial"/>
+      <w:b/>
+      <w:color w:val="000000"/>
       <w:spacing w:val="5"/>
       <w:kern w:val="28"/>
-      <w:sz w:val="52"/>
+      <w:sz w:val="34"/>
       <w:szCs w:val="52"/>
     </w:rPr>
   </w:style>

--- a/ru/wisdom-stories/true-love.docx
+++ b/ru/wisdom-stories/true-love.docx
@@ -87,13 +87,13 @@
     <w:p>
       <w:pPr/>
       <w:r>
-        <w:t>Вдруг раздался голос: «Любовь, пойдём со мной». Любовь почувствовала себя такой счастливой и удачливой, что даже не подумала спросить, кто протягивает руку. Достигнув берега, тот, кто помог Любви, оставил её там и пошёл дальше.</w:t>
+        <w:t>Вдруг раздался голос: «Любовь, пойдём со мной». Любовь почувствовала себя такой радостной, что даже не подумала спросить, кто её спаситель. Достигнув берега, тот, кто помог Любви, оставил её там и пошёл дальше.</w:t>
       </w:r>
     </w:p>
     <w:p>
       <w:pPr/>
       <w:r>
-        <w:t>На берегу Любовь поняла, как благодарна своему спасителю. Она рассказала обо всём мудрецу и спросила: «Кто же мне помог?»</w:t>
+        <w:t>На берегу Любовь поняла, как сильно она обязана своему спасителю. Она рассказала обо всём мудрецу и спросила: «Кто же мне помог?»</w:t>
       </w:r>
     </w:p>
     <w:p>
@@ -131,11 +131,9 @@
         <w:rPr>
           <w:b/>
         </w:rPr>
-        <w:t>Мораль:</w:t>
+        <w:t>Мораль: Только время знает цену истинной любви. Время хранит искреннюю любовь, а ложную гасит и предаёт забвению.</w:t>
       </w:r>
-      <w:r>
-        <w:t xml:space="preserve"> Только время знает цену истинной любви. Время хранит искреннюю любовь и гасит, забывая, любовь ложную.</w:t>
-      </w:r>
+      <w:r/>
     </w:p>
     <w:p>
       <w:pPr>
@@ -146,7 +144,7 @@
           <w:i/>
           <w:sz w:val="18"/>
         </w:rPr>
-        <w:t>История взята из открытых источников Интернета.</w:t>
+        <w:t>Рассказы взяты из открытых интернет-источников, а иллюстрации созданы с помощью ИИ.</w:t>
       </w:r>
     </w:p>
     <w:sectPr>
